--- a/spa/docx/019.content.docx
+++ b/spa/docx/019.content.docx
@@ -19,7 +19,7 @@
         <w:rPr>
           <w:lang w:val="es_ES" w:bidi="es_ES"/>
         </w:rPr>
-        <w:t>Resource: Tyndale Open Study Notes</w:t>
+        <w:t>Resource: Aquifer Open Study Notes (Profiles)</w:t>
       </w:r>
       <w:r>
         <w:rPr>
@@ -112,7 +112,7 @@
         <w:rPr>
           <w:lang w:val="es_ES" w:bidi="es_ES"/>
         </w:rPr>
-        <w:t>Tyndale Open Study Notes</w:t>
+        <w:t>Aquifer Open Study Notes (Profiles)</w:t>
       </w:r>
     </w:p>
     <w:p>

--- a/spa/docx/019.content.docx
+++ b/spa/docx/019.content.docx
@@ -261,72 +261,48 @@
         </w:rPr>
         <w:t>Muchas personas esperaban grandes cosas de Zorobabel porque él pertenecía a la familia del Rey David (</w:t>
       </w:r>
-      <w:hyperlink r:id="rId13">
-        <w:r>
-          <w:rPr>
-            <w:lang w:val="es_ES" w:bidi="es_ES"/>
-          </w:rPr>
-          <w:rPr>
-            <w:color w:val="0000EE"/>
-            <w:u w:val="single"/>
-          </w:rPr>
-          <w:t>1 Crónicas 3:1–19</w:t>
-        </w:r>
-      </w:hyperlink>
+      <w:r>
+        <w:rPr>
+          <w:lang w:val="es_ES" w:bidi="es_ES"/>
+        </w:rPr>
+        <w:t>1 Crónicas 3:1–19</w:t>
+      </w:r>
       <w:r>
         <w:rPr>
           <w:lang w:val="es_ES" w:bidi="es_ES"/>
         </w:rPr>
         <w:t>). Zacarías y Ageo describen a Zorobabel en términos mesiánicos como el elegido por Dios para restaurar a Israel (</w:t>
       </w:r>
-      <w:hyperlink r:id="rId14">
-        <w:r>
-          <w:rPr>
-            <w:lang w:val="es_ES" w:bidi="es_ES"/>
-          </w:rPr>
-          <w:rPr>
-            <w:color w:val="0000EE"/>
-            <w:u w:val="single"/>
-          </w:rPr>
-          <w:t>Hageo 2:21–23,</w:t>
-        </w:r>
-      </w:hyperlink>
+      <w:r>
+        <w:rPr>
+          <w:lang w:val="es_ES" w:bidi="es_ES"/>
+        </w:rPr>
+        <w:t>Hageo 2:21–23,</w:t>
+      </w:r>
       <w:r>
         <w:rPr>
           <w:lang w:val="es_ES" w:bidi="es_ES"/>
         </w:rPr>
         <w:t xml:space="preserve"> </w:t>
       </w:r>
-      <w:hyperlink r:id="rId15">
-        <w:r>
-          <w:rPr>
-            <w:lang w:val="es_ES" w:bidi="es_ES"/>
-          </w:rPr>
-          <w:rPr>
-            <w:color w:val="0000EE"/>
-            <w:u w:val="single"/>
-          </w:rPr>
-          <w:t>Zacarías 4:6–7</w:t>
-        </w:r>
-      </w:hyperlink>
+      <w:r>
+        <w:rPr>
+          <w:lang w:val="es_ES" w:bidi="es_ES"/>
+        </w:rPr>
+        <w:t>Zacarías 4:6–7</w:t>
+      </w:r>
       <w:r>
         <w:rPr>
           <w:lang w:val="es_ES" w:bidi="es_ES"/>
         </w:rPr>
         <w:t>). Sin embargo, Zorobabel pronto desaparece de la historia bíblica sin explicación. Este primer gobernador de Judea no fue el Mesías. En cambio, Jesucristo, uno de los descendientes de Zorobabel, asumiría ese glorioso papel (</w:t>
       </w:r>
-      <w:hyperlink r:id="rId16">
-        <w:r>
-          <w:rPr>
-            <w:lang w:val="es_ES" w:bidi="es_ES"/>
-          </w:rPr>
-          <w:rPr>
-            <w:color w:val="0000EE"/>
-            <w:u w:val="single"/>
-          </w:rPr>
-          <w:t>Mateo 1:12</w:t>
-        </w:r>
-      </w:hyperlink>
+      <w:r>
+        <w:rPr>
+          <w:lang w:val="es_ES" w:bidi="es_ES"/>
+        </w:rPr>
+        <w:t>Mateo 1:12</w:t>
+      </w:r>
       <w:r>
         <w:rPr>
           <w:lang w:val="es_ES" w:bidi="es_ES"/>
@@ -356,90 +332,60 @@
           <w:lang w:val="es_ES" w:bidi="es_ES"/>
         </w:rPr>
       </w:r>
-      <w:hyperlink r:id="rId17">
-        <w:r>
-          <w:rPr>
-            <w:lang w:val="es_ES" w:bidi="es_ES"/>
-          </w:rPr>
-          <w:rPr>
-            <w:color w:val="0000EE"/>
-            <w:u w:val="single"/>
-          </w:rPr>
-          <w:t>Esdras 2:1–6:22,</w:t>
-        </w:r>
-      </w:hyperlink>
+      <w:r>
+        <w:rPr>
+          <w:lang w:val="es_ES" w:bidi="es_ES"/>
+        </w:rPr>
+        <w:t>Esdras 2:1–6:22,</w:t>
+      </w:r>
       <w:r>
         <w:rPr>
           <w:lang w:val="es_ES" w:bidi="es_ES"/>
         </w:rPr>
         <w:t xml:space="preserve"> </w:t>
       </w:r>
-      <w:hyperlink r:id="rId18">
-        <w:r>
-          <w:rPr>
-            <w:lang w:val="es_ES" w:bidi="es_ES"/>
-          </w:rPr>
-          <w:rPr>
-            <w:color w:val="0000EE"/>
-            <w:u w:val="single"/>
-          </w:rPr>
-          <w:t>Nehemías 7:7,</w:t>
-        </w:r>
-      </w:hyperlink>
+      <w:r>
+        <w:rPr>
+          <w:lang w:val="es_ES" w:bidi="es_ES"/>
+        </w:rPr>
+        <w:t>Nehemías 7:7,</w:t>
+      </w:r>
       <w:r>
         <w:rPr>
           <w:lang w:val="es_ES" w:bidi="es_ES"/>
         </w:rPr>
         <w:t xml:space="preserve"> </w:t>
       </w:r>
-      <w:hyperlink r:id="rId19">
-        <w:r>
-          <w:rPr>
-            <w:lang w:val="es_ES" w:bidi="es_ES"/>
-          </w:rPr>
-          <w:rPr>
-            <w:color w:val="0000EE"/>
-            <w:u w:val="single"/>
-          </w:rPr>
-          <w:t>Hageo 1:12–2:23,</w:t>
-        </w:r>
-      </w:hyperlink>
+      <w:r>
+        <w:rPr>
+          <w:lang w:val="es_ES" w:bidi="es_ES"/>
+        </w:rPr>
+        <w:t>Hageo 1:12–2:23,</w:t>
+      </w:r>
       <w:r>
         <w:rPr>
           <w:lang w:val="es_ES" w:bidi="es_ES"/>
         </w:rPr>
         <w:t xml:space="preserve"> </w:t>
       </w:r>
-      <w:hyperlink r:id="rId20">
-        <w:r>
-          <w:rPr>
-            <w:lang w:val="es_ES" w:bidi="es_ES"/>
-          </w:rPr>
-          <w:rPr>
-            <w:color w:val="0000EE"/>
-            <w:u w:val="single"/>
-          </w:rPr>
-          <w:t>Zacarías 4:1–14,</w:t>
-        </w:r>
-      </w:hyperlink>
+      <w:r>
+        <w:rPr>
+          <w:lang w:val="es_ES" w:bidi="es_ES"/>
+        </w:rPr>
+        <w:t>Zacarías 4:1–14,</w:t>
+      </w:r>
       <w:r>
         <w:rPr>
           <w:lang w:val="es_ES" w:bidi="es_ES"/>
         </w:rPr>
         <w:t xml:space="preserve"> </w:t>
       </w:r>
-      <w:hyperlink r:id="rId16">
-        <w:r>
-          <w:rPr>
-            <w:lang w:val="es_ES" w:bidi="es_ES"/>
-          </w:rPr>
-          <w:rPr>
-            <w:color w:val="0000EE"/>
-            <w:u w:val="single"/>
-          </w:rPr>
-          <w:t>Mateo 1:12</w:t>
-        </w:r>
-      </w:hyperlink>
+      <w:r>
+        <w:rPr>
+          <w:lang w:val="es_ES" w:bidi="es_ES"/>
+        </w:rPr>
+        <w:t>Mateo 1:12</w:t>
+      </w:r>
       <w:r>
         <w:rPr>
           <w:lang w:val="es_ES" w:bidi="es_ES"/>
